--- a/docs/user-guides/manuals/user-manual-soc-manager.th.docx
+++ b/docs/user-guides/manuals/user-manual-soc-manager.th.docx
@@ -2673,7 +2673,7 @@
                 <w:sz w:val="32"/>
                 <w:szCs w:val="32"/>
               </w:rPr>
-              <w:t xml:space="preserve">ทำได้เฉพาะตั๋วที่ยังไม่ปิดงานและผ่านขั้นตรวจก่อนมอบหมายไปแล้ว — ปิดเคสแล้วเปลี่ยนไม่ได้ และที่ขั้นตรวจก่อนมอบหมายให้ใช้การประเมินครั้งแรกแทน</w:t>
+              <w:t xml:space="preserve">ทำได้เฉพาะตั๋วที่ยังไม่ปิดงานและผ่านขั้นตรวจก่อนมอบหมายไปแล้ว — ปิดเคสแล้วเปลี่ยนไม่ได้, ที่ขั้นตรวจก่อนมอบหมายให้ใช้การประเมินครั้งแรกแทน และเคสที่กำลังเฝ้าระวัง (Monitoring) ยังประเมินฉุกเฉินไม่ได้เพราะยังไม่ถูกจัดประเภท</w:t>
             </w:r>
           </w:p>
         </w:tc>

--- a/docs/user-guides/manuals/user-manual-soc-manager.th.docx
+++ b/docs/user-guides/manuals/user-manual-soc-manager.th.docx
@@ -181,7 +181,7 @@
           <w:sz w:val="28"/>
           <w:szCs w:val="28"/>
         </w:rPr>
-        <w:t xml:space="preserve">เวอร์ชันระบบ v1.1.0</w:t>
+        <w:t xml:space="preserve">เวอร์ชันระบบ v1.4.0</w:t>
       </w:r>
       <w:r>
         <w:rPr>
@@ -197,7 +197,7 @@
           <w:sz w:val="28"/>
           <w:szCs w:val="28"/>
         </w:rPr>
-        <w:t xml:space="preserve">ปรับปรุงล่าสุด 3 กันยายน 2026</w:t>
+        <w:t xml:space="preserve">ปรับปรุงล่าสุด 10 กันยายน 2026</w:t>
       </w:r>
     </w:p>
     <w:p>
@@ -211,7 +211,7 @@
           <w:sz w:val="28"/>
           <w:szCs w:val="28"/>
         </w:rPr>
-        <w:t xml:space="preserve">คู่มือฉบับที่ 1.0</w:t>
+        <w:t xml:space="preserve">คู่มือฉบับที่ 1.1</w:t>
       </w:r>
     </w:p>
     <w:p>
@@ -2895,6 +2895,698 @@
         <w:t xml:space="preserve">ไม่เห็นด้วย → ตีกลับเป็น Incident ให้ Tier 2 ดำเนินการต่อ</w:t>
       </w:r>
     </w:p>
+    <w:p>
+      <w:pPr>
+        <w:pStyle w:val="Heading2"/>
+      </w:pPr>
+      <w:r>
+        <w:t xml:space="preserve">5.6 ย้อนขั้นตอน (Step-back)</w:t>
+      </w:r>
+    </w:p>
+    <w:p>
+      <w:pPr>
+        <w:spacing w:after="120"/>
+      </w:pPr>
+      <w:r>
+        <w:rPr>
+          <w:sz w:val="32"/>
+          <w:szCs w:val="32"/>
+        </w:rPr>
+        <w:t xml:space="preserve">เมื่อมอบหมายผิดพลาดหรือต้องทบทวนใหม่ คุณสามารถส่งเคสกลับไปยังขั้นตอนก่อนหน้าได้จากการ์ด </w:t>
+      </w:r>
+      <w:r>
+        <w:rPr>
+          <w:b/>
+          <w:bCs/>
+          <w:color w:val="1F2D3D"/>
+          <w:sz w:val="32"/>
+          <w:szCs w:val="32"/>
+        </w:rPr>
+        <w:t xml:space="preserve">ย้อนขั้นตอน (ผู้จัดการ SOC)</w:t>
+      </w:r>
+      <w:r>
+        <w:rPr>
+          <w:sz w:val="32"/>
+          <w:szCs w:val="32"/>
+        </w:rPr>
+        <w:t xml:space="preserve"> บนหน้ารายละเอียดตั๋ว — เป็นอำนาจของ </w:t>
+      </w:r>
+      <w:r>
+        <w:rPr>
+          <w:b/>
+          <w:bCs/>
+          <w:sz w:val="32"/>
+          <w:szCs w:val="32"/>
+        </w:rPr>
+        <w:t xml:space="preserve">ผู้จัดการ SOC เท่านั้น</w:t>
+      </w:r>
+      <w:r>
+        <w:rPr>
+          <w:sz w:val="32"/>
+          <w:szCs w:val="32"/>
+        </w:rPr>
+        <w:t xml:space="preserve"> ไม่มีบทบาทอื่นย้อนสถานะได้</w:t>
+      </w:r>
+    </w:p>
+    <w:p>
+      <w:pPr>
+        <w:spacing w:after="120"/>
+      </w:pPr>
+      <w:r>
+        <w:rPr>
+          <w:sz w:val="32"/>
+          <w:szCs w:val="32"/>
+        </w:rPr>
+        <w:t xml:space="preserve">ระบบเลือกปลายทางให้เองตามขั้นตอนปัจจุบันและเลนที่ Tier 1 กำหนดไว้ คุณจึงย้อนได้ทีละหนึ่งขั้น ไม่ใช่เลือกสถานะได้อิสระ:</w:t>
+      </w:r>
+    </w:p>
+    <w:tbl>
+      <w:tblPr>
+        <w:tblW w:type="dxa" w:w="9600"/>
+        <w:tblBorders>
+          <w:top w:val="single" w:color="E1E6ED" w:sz="2"/>
+          <w:left w:val="single" w:color="E1E6ED" w:sz="2"/>
+          <w:bottom w:val="single" w:color="E1E6ED" w:sz="2"/>
+          <w:right w:val="single" w:color="E1E6ED" w:sz="2"/>
+          <w:insideH w:val="single" w:color="E1E6ED" w:sz="2"/>
+          <w:insideV w:val="single" w:color="E1E6ED" w:sz="2"/>
+        </w:tblBorders>
+      </w:tblPr>
+      <w:tblGrid>
+        <w:gridCol w:w="3000"/>
+        <w:gridCol w:w="3300"/>
+        <w:gridCol w:w="3300"/>
+      </w:tblGrid>
+      <w:tr>
+        <w:trPr>
+          <w:cantSplit/>
+          <w:tblHeader/>
+        </w:trPr>
+        <w:tc>
+          <w:tcPr>
+            <w:tcW w:type="dxa" w:w="3000"/>
+            <w:shd w:fill="1A1A2E" w:color="auto" w:val="clear"/>
+            <w:tcMar>
+              <w:top w:type="dxa" w:w="80"/>
+              <w:left w:type="dxa" w:w="120"/>
+              <w:bottom w:type="dxa" w:w="80"/>
+              <w:right w:type="dxa" w:w="120"/>
+            </w:tcMar>
+          </w:tcPr>
+          <w:p>
+            <w:r>
+              <w:rPr>
+                <w:b/>
+                <w:bCs/>
+                <w:color w:val="FFFFFF"/>
+                <w:sz w:val="28"/>
+                <w:szCs w:val="28"/>
+              </w:rPr>
+              <w:t xml:space="preserve">ตั๋วอยู่ที่</w:t>
+            </w:r>
+          </w:p>
+        </w:tc>
+        <w:tc>
+          <w:tcPr>
+            <w:tcW w:type="dxa" w:w="3300"/>
+            <w:shd w:fill="1A1A2E" w:color="auto" w:val="clear"/>
+            <w:tcMar>
+              <w:top w:type="dxa" w:w="80"/>
+              <w:left w:type="dxa" w:w="120"/>
+              <w:bottom w:type="dxa" w:w="80"/>
+              <w:right w:type="dxa" w:w="120"/>
+            </w:tcMar>
+          </w:tcPr>
+          <w:p>
+            <w:r>
+              <w:rPr>
+                <w:b/>
+                <w:bCs/>
+                <w:color w:val="FFFFFF"/>
+                <w:sz w:val="28"/>
+                <w:szCs w:val="28"/>
+              </w:rPr>
+              <w:t xml:space="preserve">ย้อนกลับไป</w:t>
+            </w:r>
+          </w:p>
+        </w:tc>
+        <w:tc>
+          <w:tcPr>
+            <w:tcW w:type="dxa" w:w="3300"/>
+            <w:shd w:fill="1A1A2E" w:color="auto" w:val="clear"/>
+            <w:tcMar>
+              <w:top w:type="dxa" w:w="80"/>
+              <w:left w:type="dxa" w:w="120"/>
+              <w:bottom w:type="dxa" w:w="80"/>
+              <w:right w:type="dxa" w:w="120"/>
+            </w:tcMar>
+          </w:tcPr>
+          <w:p>
+            <w:r>
+              <w:rPr>
+                <w:b/>
+                <w:bCs/>
+                <w:color w:val="FFFFFF"/>
+                <w:sz w:val="28"/>
+                <w:szCs w:val="28"/>
+              </w:rPr>
+              <w:t xml:space="preserve">ใช้เมื่อ</w:t>
+            </w:r>
+          </w:p>
+        </w:tc>
+      </w:tr>
+      <w:tr>
+        <w:trPr>
+          <w:cantSplit/>
+        </w:trPr>
+        <w:tc>
+          <w:tcPr>
+            <w:tcW w:type="dxa" w:w="3000"/>
+            <w:shd w:fill="FFFFFF" w:color="auto" w:val="clear"/>
+            <w:tcMar>
+              <w:top w:type="dxa" w:w="70"/>
+              <w:left w:type="dxa" w:w="120"/>
+              <w:bottom w:type="dxa" w:w="70"/>
+              <w:right w:type="dxa" w:w="120"/>
+            </w:tcMar>
+          </w:tcPr>
+          <w:p>
+            <w:pPr>
+              <w:spacing w:after="0"/>
+            </w:pPr>
+            <w:r>
+              <w:rPr>
+                <w:b/>
+                <w:bCs/>
+                <w:sz w:val="28"/>
+                <w:szCs w:val="28"/>
+              </w:rPr>
+              <w:t xml:space="preserve">รอการจัดการจากผู้ดูแลระบบ</w:t>
+            </w:r>
+            <w:r>
+              <w:rPr>
+                <w:rFonts w:ascii="Consolas" w:cs="Consolas" w:eastAsia="Consolas" w:hAnsi="Consolas"/>
+                <w:color w:val="6C7888"/>
+                <w:sz w:val="24"/>
+                <w:szCs w:val="24"/>
+              </w:rPr>
+              <w:br/>
+              <w:t xml:space="preserve">AWAITING_CONTAINMENT</w:t>
+            </w:r>
+          </w:p>
+        </w:tc>
+        <w:tc>
+          <w:tcPr>
+            <w:tcW w:type="dxa" w:w="3300"/>
+            <w:shd w:fill="FFFFFF" w:color="auto" w:val="clear"/>
+            <w:tcMar>
+              <w:top w:type="dxa" w:w="70"/>
+              <w:left w:type="dxa" w:w="120"/>
+              <w:bottom w:type="dxa" w:w="70"/>
+              <w:right w:type="dxa" w:w="120"/>
+            </w:tcMar>
+          </w:tcPr>
+          <w:p>
+            <w:pPr>
+              <w:spacing w:after="0"/>
+            </w:pPr>
+            <w:r>
+              <w:rPr>
+                <w:sz w:val="28"/>
+                <w:szCs w:val="28"/>
+              </w:rPr>
+              <w:t xml:space="preserve">รอผู้จัดการ SOC ตรวจ (ก่อนมอบหมาย)</w:t>
+            </w:r>
+          </w:p>
+        </w:tc>
+        <w:tc>
+          <w:tcPr>
+            <w:tcW w:type="dxa" w:w="3300"/>
+            <w:shd w:fill="FFFFFF" w:color="auto" w:val="clear"/>
+            <w:tcMar>
+              <w:top w:type="dxa" w:w="70"/>
+              <w:left w:type="dxa" w:w="120"/>
+              <w:bottom w:type="dxa" w:w="70"/>
+              <w:right w:type="dxa" w:w="120"/>
+            </w:tcMar>
+          </w:tcPr>
+          <w:p>
+            <w:pPr>
+              <w:spacing w:after="0"/>
+            </w:pPr>
+            <w:r>
+              <w:rPr>
+                <w:sz w:val="28"/>
+                <w:szCs w:val="28"/>
+              </w:rPr>
+              <w:t xml:space="preserve">มอบหมายผิดผู้ดูแลระบบ หรือต้องประเมินความรุนแรงใหม่</w:t>
+            </w:r>
+          </w:p>
+        </w:tc>
+      </w:tr>
+      <w:tr>
+        <w:trPr>
+          <w:cantSplit/>
+        </w:trPr>
+        <w:tc>
+          <w:tcPr>
+            <w:tcW w:type="dxa" w:w="3000"/>
+            <w:shd w:fill="F7F8FA" w:color="auto" w:val="clear"/>
+            <w:tcMar>
+              <w:top w:type="dxa" w:w="70"/>
+              <w:left w:type="dxa" w:w="120"/>
+              <w:bottom w:type="dxa" w:w="70"/>
+              <w:right w:type="dxa" w:w="120"/>
+            </w:tcMar>
+          </w:tcPr>
+          <w:p>
+            <w:pPr>
+              <w:spacing w:after="0"/>
+            </w:pPr>
+            <w:r>
+              <w:rPr>
+                <w:b/>
+                <w:bCs/>
+                <w:sz w:val="28"/>
+                <w:szCs w:val="28"/>
+              </w:rPr>
+              <w:t xml:space="preserve">รอเจ้าของระบบดำเนินการเอง</w:t>
+            </w:r>
+            <w:r>
+              <w:rPr>
+                <w:rFonts w:ascii="Consolas" w:cs="Consolas" w:eastAsia="Consolas" w:hAnsi="Consolas"/>
+                <w:color w:val="6C7888"/>
+                <w:sz w:val="24"/>
+                <w:szCs w:val="24"/>
+              </w:rPr>
+              <w:br/>
+              <w:t xml:space="preserve">AWAITING_OWNER</w:t>
+            </w:r>
+          </w:p>
+        </w:tc>
+        <w:tc>
+          <w:tcPr>
+            <w:tcW w:type="dxa" w:w="3300"/>
+            <w:shd w:fill="F7F8FA" w:color="auto" w:val="clear"/>
+            <w:tcMar>
+              <w:top w:type="dxa" w:w="70"/>
+              <w:left w:type="dxa" w:w="120"/>
+              <w:bottom w:type="dxa" w:w="70"/>
+              <w:right w:type="dxa" w:w="120"/>
+            </w:tcMar>
+          </w:tcPr>
+          <w:p>
+            <w:pPr>
+              <w:spacing w:after="0"/>
+            </w:pPr>
+            <w:r>
+              <w:rPr>
+                <w:sz w:val="28"/>
+                <w:szCs w:val="28"/>
+              </w:rPr>
+              <w:t xml:space="preserve">รอผู้จัดการ SOC ตรวจ (ก่อนมอบหมาย)</w:t>
+            </w:r>
+          </w:p>
+        </w:tc>
+        <w:tc>
+          <w:tcPr>
+            <w:tcW w:type="dxa" w:w="3300"/>
+            <w:shd w:fill="F7F8FA" w:color="auto" w:val="clear"/>
+            <w:tcMar>
+              <w:top w:type="dxa" w:w="70"/>
+              <w:left w:type="dxa" w:w="120"/>
+              <w:bottom w:type="dxa" w:w="70"/>
+              <w:right w:type="dxa" w:w="120"/>
+            </w:tcMar>
+          </w:tcPr>
+          <w:p>
+            <w:pPr>
+              <w:spacing w:after="0"/>
+            </w:pPr>
+            <w:r>
+              <w:rPr>
+                <w:sz w:val="28"/>
+                <w:szCs w:val="28"/>
+              </w:rPr>
+              <w:t xml:space="preserve">เลือกเส้นทางเจ้าของระบบผิด หรือต้องทบทวนก่อน</w:t>
+            </w:r>
+          </w:p>
+        </w:tc>
+      </w:tr>
+      <w:tr>
+        <w:trPr>
+          <w:cantSplit/>
+        </w:trPr>
+        <w:tc>
+          <w:tcPr>
+            <w:tcW w:type="dxa" w:w="3000"/>
+            <w:shd w:fill="FFFFFF" w:color="auto" w:val="clear"/>
+            <w:tcMar>
+              <w:top w:type="dxa" w:w="70"/>
+              <w:left w:type="dxa" w:w="120"/>
+              <w:bottom w:type="dxa" w:w="70"/>
+              <w:right w:type="dxa" w:w="120"/>
+            </w:tcMar>
+          </w:tcPr>
+          <w:p>
+            <w:pPr>
+              <w:spacing w:after="0"/>
+            </w:pPr>
+            <w:r>
+              <w:rPr>
+                <w:b/>
+                <w:bCs/>
+                <w:sz w:val="28"/>
+                <w:szCs w:val="28"/>
+              </w:rPr>
+              <w:t xml:space="preserve">รอผู้จัดการตรวจสอบ</w:t>
+            </w:r>
+            <w:r>
+              <w:rPr>
+                <w:rFonts w:ascii="Consolas" w:cs="Consolas" w:eastAsia="Consolas" w:hAnsi="Consolas"/>
+                <w:color w:val="6C7888"/>
+                <w:sz w:val="24"/>
+                <w:szCs w:val="24"/>
+              </w:rPr>
+              <w:br/>
+              <w:t xml:space="preserve">PENDING_MANAGER</w:t>
+            </w:r>
+          </w:p>
+        </w:tc>
+        <w:tc>
+          <w:tcPr>
+            <w:tcW w:type="dxa" w:w="3300"/>
+            <w:shd w:fill="FFFFFF" w:color="auto" w:val="clear"/>
+            <w:tcMar>
+              <w:top w:type="dxa" w:w="70"/>
+              <w:left w:type="dxa" w:w="120"/>
+              <w:bottom w:type="dxa" w:w="70"/>
+              <w:right w:type="dxa" w:w="120"/>
+            </w:tcMar>
+          </w:tcPr>
+          <w:p>
+            <w:pPr>
+              <w:spacing w:after="0"/>
+            </w:pPr>
+            <w:r>
+              <w:rPr>
+                <w:sz w:val="28"/>
+                <w:szCs w:val="28"/>
+              </w:rPr>
+              <w:t xml:space="preserve">ขั้นตรวจรับของ Tier 2 ในเลนเดิม</w:t>
+            </w:r>
+          </w:p>
+        </w:tc>
+        <w:tc>
+          <w:tcPr>
+            <w:tcW w:type="dxa" w:w="3300"/>
+            <w:shd w:fill="FFFFFF" w:color="auto" w:val="clear"/>
+            <w:tcMar>
+              <w:top w:type="dxa" w:w="70"/>
+              <w:left w:type="dxa" w:w="120"/>
+              <w:bottom w:type="dxa" w:w="70"/>
+              <w:right w:type="dxa" w:w="120"/>
+            </w:tcMar>
+          </w:tcPr>
+          <w:p>
+            <w:pPr>
+              <w:spacing w:after="0"/>
+            </w:pPr>
+            <w:r>
+              <w:rPr>
+                <w:sz w:val="28"/>
+                <w:szCs w:val="28"/>
+              </w:rPr>
+              <w:t xml:space="preserve">ข้อมูลจากขั้นตรวจรับยังไม่พอให้อนุมัติปิด</w:t>
+            </w:r>
+          </w:p>
+        </w:tc>
+      </w:tr>
+    </w:tbl>
+    <w:p>
+      <w:pPr>
+        <w:spacing w:after="140"/>
+      </w:pPr>
+    </w:p>
+    <w:p>
+      <w:pPr>
+        <w:pStyle w:val="ListParagraph"/>
+        <w:numPr>
+          <w:ilvl w:val="0"/>
+          <w:numId w:val="6"/>
+        </w:numPr>
+        <w:spacing w:after="80"/>
+      </w:pPr>
+      <w:r>
+        <w:rPr>
+          <w:sz w:val="32"/>
+          <w:szCs w:val="32"/>
+        </w:rPr>
+        <w:t xml:space="preserve">เปิดการ์ด </w:t>
+      </w:r>
+      <w:r>
+        <w:rPr>
+          <w:b/>
+          <w:bCs/>
+          <w:color w:val="1F2D3D"/>
+          <w:sz w:val="32"/>
+          <w:szCs w:val="32"/>
+        </w:rPr>
+        <w:t xml:space="preserve">ย้อนขั้นตอน (ผู้จัดการ SOC)</w:t>
+      </w:r>
+      <w:r>
+        <w:rPr>
+          <w:sz w:val="32"/>
+          <w:szCs w:val="32"/>
+        </w:rPr>
+        <w:t xml:space="preserve"> ปุ่มจะบอกปลายทางไว้แล้ว</w:t>
+      </w:r>
+    </w:p>
+    <w:p>
+      <w:pPr>
+        <w:pStyle w:val="ListParagraph"/>
+        <w:numPr>
+          <w:ilvl w:val="0"/>
+          <w:numId w:val="6"/>
+        </w:numPr>
+        <w:spacing w:after="80"/>
+      </w:pPr>
+      <w:r>
+        <w:rPr>
+          <w:sz w:val="32"/>
+          <w:szCs w:val="32"/>
+        </w:rPr>
+        <w:t xml:space="preserve">กรอก </w:t>
+      </w:r>
+      <w:r>
+        <w:rPr>
+          <w:b/>
+          <w:bCs/>
+          <w:color w:val="1F2D3D"/>
+          <w:sz w:val="32"/>
+          <w:szCs w:val="32"/>
+        </w:rPr>
+        <w:t xml:space="preserve">เหตุผล</w:t>
+      </w:r>
+      <w:r>
+        <w:rPr>
+          <w:sz w:val="32"/>
+          <w:szCs w:val="32"/>
+        </w:rPr>
+        <w:t xml:space="preserve"> — </w:t>
+      </w:r>
+      <w:r>
+        <w:rPr>
+          <w:b/>
+          <w:bCs/>
+          <w:sz w:val="32"/>
+          <w:szCs w:val="32"/>
+        </w:rPr>
+        <w:t xml:space="preserve">บังคับ</w:t>
+      </w:r>
+      <w:r>
+        <w:rPr>
+          <w:sz w:val="32"/>
+          <w:szCs w:val="32"/>
+        </w:rPr>
+        <w:t xml:space="preserve"> และถูกบันทึกไว้ในประวัติของตั๋ว</w:t>
+      </w:r>
+    </w:p>
+    <w:p>
+      <w:pPr>
+        <w:pStyle w:val="ListParagraph"/>
+        <w:numPr>
+          <w:ilvl w:val="0"/>
+          <w:numId w:val="6"/>
+        </w:numPr>
+        <w:spacing w:after="80"/>
+      </w:pPr>
+      <w:r>
+        <w:rPr>
+          <w:sz w:val="32"/>
+          <w:szCs w:val="32"/>
+        </w:rPr>
+        <w:t xml:space="preserve">กดปุ่มย้อนกลับ ตั๋วจะกลับไปอยู่ในมือของขั้นตอนนั้นทันที</w:t>
+      </w:r>
+    </w:p>
+    <w:tbl>
+      <w:tblPr>
+        <w:tblW w:type="dxa" w:w="9600"/>
+        <w:tblBorders>
+          <w:top w:val="dashed" w:color="9DB4D4" w:sz="6"/>
+          <w:left w:val="dashed" w:color="9DB4D4" w:sz="6"/>
+          <w:bottom w:val="dashed" w:color="9DB4D4" w:sz="6"/>
+          <w:right w:val="dashed" w:color="9DB4D4" w:sz="6"/>
+          <w:insideH w:val="single" w:color="auto" w:sz="4"/>
+          <w:insideV w:val="single" w:color="auto" w:sz="4"/>
+        </w:tblBorders>
+      </w:tblPr>
+      <w:tblGrid>
+        <w:gridCol w:w="9600"/>
+      </w:tblGrid>
+      <w:tr>
+        <w:tc>
+          <w:tcPr>
+            <w:tcW w:type="dxa" w:w="9600"/>
+            <w:shd w:fill="F7F8FA" w:color="auto" w:val="clear"/>
+            <w:tcMar>
+              <w:top w:type="dxa" w:w="520"/>
+              <w:left w:type="dxa" w:w="200"/>
+              <w:bottom w:type="dxa" w:w="520"/>
+              <w:right w:type="dxa" w:w="200"/>
+            </w:tcMar>
+            <w:vAlign w:val="center"/>
+          </w:tcPr>
+          <w:p>
+            <w:pPr>
+              <w:spacing w:after="40"/>
+              <w:jc w:val="center"/>
+            </w:pPr>
+            <w:r>
+              <w:rPr>
+                <w:b/>
+                <w:bCs/>
+                <w:color w:val="6C7888"/>
+                <w:sz w:val="30"/>
+                <w:szCs w:val="30"/>
+              </w:rPr>
+              <w:t xml:space="preserve">[ ตำแหน่งภาพหน้าจอ ]</w:t>
+            </w:r>
+          </w:p>
+          <w:p>
+            <w:pPr>
+              <w:spacing w:after="40"/>
+              <w:jc w:val="center"/>
+            </w:pPr>
+            <w:r>
+              <w:rPr>
+                <w:color w:val="1F2D3D"/>
+                <w:sz w:val="32"/>
+                <w:szCs w:val="32"/>
+              </w:rPr>
+              <w:t xml:space="preserve">การ์ดย้อนขั้นตอนบนหน้ารายละเอียดตั๋ว พร้อมช่องเหตุผลที่บังคับกรอก</w:t>
+            </w:r>
+          </w:p>
+          <w:p>
+            <w:pPr>
+              <w:jc w:val="center"/>
+            </w:pPr>
+            <w:r>
+              <w:rPr>
+                <w:rFonts w:ascii="Consolas" w:cs="Consolas" w:eastAsia="Consolas" w:hAnsi="Consolas"/>
+                <w:color w:val="9AA6B4"/>
+                <w:sz w:val="24"/>
+                <w:szCs w:val="24"/>
+              </w:rPr>
+              <w:t xml:space="preserve">SHOT: MGR-step-back</w:t>
+            </w:r>
+          </w:p>
+        </w:tc>
+      </w:tr>
+    </w:tbl>
+    <w:p>
+      <w:pPr>
+        <w:spacing w:after="160" w:before="60"/>
+        <w:jc w:val="center"/>
+      </w:pPr>
+      <w:r>
+        <w:rPr>
+          <w:b/>
+          <w:bCs/>
+          <w:color w:val="245EA8"/>
+          <w:sz w:val="28"/>
+          <w:szCs w:val="28"/>
+        </w:rPr>
+        <w:t xml:space="preserve">รูปที่ 5-4  </w:t>
+      </w:r>
+      <w:r>
+        <w:rPr>
+          <w:i/>
+          <w:iCs/>
+          <w:color w:val="6C7888"/>
+          <w:sz w:val="28"/>
+          <w:szCs w:val="28"/>
+        </w:rPr>
+        <w:t xml:space="preserve">การ์ดย้อนขั้นตอนบนหน้ารายละเอียดตั๋ว พร้อมช่องเหตุผลที่บังคับกรอก</w:t>
+      </w:r>
+    </w:p>
+    <w:tbl>
+      <w:tblPr>
+        <w:tblW w:type="dxa" w:w="9600"/>
+        <w:tblBorders>
+          <w:top w:val="single" w:color="F1F3F6" w:sz="2"/>
+          <w:left w:val="single" w:color="6C7888" w:sz="28"/>
+          <w:bottom w:val="single" w:color="F1F3F6" w:sz="2"/>
+          <w:right w:val="single" w:color="F1F3F6" w:sz="2"/>
+          <w:insideH w:val="single" w:color="auto" w:sz="4"/>
+          <w:insideV w:val="single" w:color="auto" w:sz="4"/>
+        </w:tblBorders>
+      </w:tblPr>
+      <w:tblGrid>
+        <w:gridCol w:w="9600"/>
+      </w:tblGrid>
+      <w:tr>
+        <w:tc>
+          <w:tcPr>
+            <w:tcW w:type="dxa" w:w="9600"/>
+            <w:shd w:fill="F1F3F6" w:color="auto" w:val="clear"/>
+            <w:tcMar>
+              <w:top w:type="dxa" w:w="140"/>
+              <w:left w:type="dxa" w:w="200"/>
+              <w:bottom w:type="dxa" w:w="140"/>
+              <w:right w:type="dxa" w:w="200"/>
+            </w:tcMar>
+          </w:tcPr>
+          <w:p>
+            <w:pPr>
+              <w:spacing w:after="60"/>
+            </w:pPr>
+            <w:r>
+              <w:rPr>
+                <w:b/>
+                <w:bCs/>
+                <w:color w:val="6C7888"/>
+                <w:sz w:val="30"/>
+                <w:szCs w:val="30"/>
+              </w:rPr>
+              <w:t xml:space="preserve">สิ่งที่ต้องจำ</w:t>
+            </w:r>
+          </w:p>
+          <w:p>
+            <w:pPr>
+              <w:spacing w:after="0"/>
+            </w:pPr>
+            <w:r>
+              <w:rPr>
+                <w:sz w:val="32"/>
+                <w:szCs w:val="32"/>
+              </w:rPr>
+              <w:t xml:space="preserve">การย้อนขั้นตอนไม่ลบลายเซ็นผู้ตรวจ (Verified) ผู้อนุมัติ หรือผลการประเมินฉุกเฉินเดิม และใช้กับตั๋วที่ปิดหรือยกเลิกไปแล้วไม่ได้ — การปิดเคสยังเป็นจุดสิ้นสุดเสมอ</w:t>
+            </w:r>
+          </w:p>
+        </w:tc>
+      </w:tr>
+    </w:tbl>
     <w:p>
       <w:pPr>
         <w:pStyle w:val="Heading1"/>
@@ -4317,6 +5009,24 @@
       </w:rPr>
     </w:lvl>
   </w:abstractNum>
+  <w:abstractNum w:abstractNumId="6" w15:restartNumberingAfterBreak="0">
+    <w:multiLevelType w:val="hybridMultilevel"/>
+    <w:lvl w:ilvl="0" w15:tentative="1">
+      <w:start w:val="1"/>
+      <w:numFmt w:val="decimal"/>
+      <w:lvlText w:val="%1."/>
+      <w:lvlJc w:val="start"/>
+      <w:pPr>
+        <w:ind w:left="460" w:hanging="300"/>
+      </w:pPr>
+      <w:rPr>
+        <w:rFonts w:ascii="TH Sarabun New" w:cs="TH Sarabun New" w:eastAsia="TH Sarabun New" w:hAnsi="TH Sarabun New"/>
+        <w:b/>
+        <w:bCs/>
+        <w:color w:val="245EA8"/>
+      </w:rPr>
+    </w:lvl>
+  </w:abstractNum>
   <w:num w:numId="1">
     <w:abstractNumId w:val="1"/>
     <w:lvlOverride w:ilvl="0">
@@ -4343,6 +5053,12 @@
   </w:num>
   <w:num w:numId="5">
     <w:abstractNumId w:val="5"/>
+    <w:lvlOverride w:ilvl="0">
+      <w:startOverride w:val="1"/>
+    </w:lvlOverride>
+  </w:num>
+  <w:num w:numId="6">
+    <w:abstractNumId w:val="6"/>
     <w:lvlOverride w:ilvl="0">
       <w:startOverride w:val="1"/>
     </w:lvlOverride>
